--- a/data/cvs/cv_102_Addepto_Product_Owner__Technical_Background_.docx
+++ b/data/cvs/cv_102_Addepto_Product_Owner__Technical_Background_.docx
@@ -86,7 +86,7 @@
         <w:rPr>
           <w:sz w:val="20"/>
         </w:rPr>
-        <w:t>Full Stack Developer with a technical background in AI engineering, currently building production systems at Copy Cat Group. I work across the full stack, from Python backends to React frontends, with a focus on AI integration. My experience includes developing scalable applications, integrating APIs, and implementing AI-driven automation. I have a proven track record in delivering high-quality software solutions, with a strong emphasis on collaboration and stakeholder engagement.</w:t>
+        <w:t>Full Stack Developer and AI engineer with a diverse background in data annotation, model evaluation, and full-stack development. I bring expertise in Python, JavaScript, and React, with a focus on building scalable, user-centric applications. Currently, I'm leading technical projects at Copy Cat Group, including an AI-powered tender scraping pipeline and an SAP API integration, demonstrating my ability to drive innovative solutions.</w:t>
       </w:r>
     </w:p>
     <w:p>
@@ -209,7 +209,7 @@
         <w:rPr>
           <w:sz w:val="20"/>
         </w:rPr>
-        <w:t>n8n, Playwright, APScheduler, Web Scraping, REST APIs, Git, GitHub, Postman, VS Code, Jira, Trello, Slack, HubSpot, Figma, Docker</w:t>
+        <w:t>n8n, Playwright, APScheduler, Web Scraping, REST APIs</w:t>
       </w:r>
     </w:p>
     <w:p>
@@ -227,7 +227,7 @@
         <w:rPr>
           <w:sz w:val="20"/>
         </w:rPr>
-        <w:t>Oracle Cloud, Google Cloud Platform, CI/CD, Git-based workflows</w:t>
+        <w:t>Git, GitHub, CI/CD, Oracle Cloud, Google Cloud Platform</w:t>
       </w:r>
     </w:p>
     <w:p>
@@ -245,7 +245,7 @@
         <w:rPr>
           <w:sz w:val="20"/>
         </w:rPr>
-        <w:t>Product Owner, GenAI, product life-cycle, stakeholder collaboration, business representatives, requirements elicitation, product direction, knowledge sharing, product ownership, product backlog, backlog refinement</w:t>
+        <w:t>Product Owner, GenAI, Big Data, Product Backlog, Product Ownership, Stakeholder Management, Communication, Business Analysis, Requirements Elicitation, Product Direction, Knowledge Sharing, Product Backlog Refinement</w:t>
       </w:r>
     </w:p>
     <w:p>
@@ -263,7 +263,7 @@
         <w:rPr>
           <w:sz w:val="20"/>
         </w:rPr>
-        <w:t>user stories, acceptance criteria, development team, planning coordination, PI Planning, product roadmaps, sprint planning, scope definition, feasibility assessment, dependency coordination, priority alignment</w:t>
+        <w:t>Sprint Planning, Acceptance Criteria, Scope Management, Planning Coordination, PI Planning, Quarterly Planning, Roadmapping, Feasibility Assessment, Dependency Management, Prioritization, Agile, Scrum, Product Development</w:t>
       </w:r>
     </w:p>
     <w:p>
@@ -313,7 +313,7 @@
         <w:rPr>
           <w:sz w:val="20"/>
         </w:rPr>
-        <w:t>Integrating SAP APIs with an internal Credit Control System, automating processes for OA and IT business units.</w:t>
+        <w:t>Leading the design and development of an AI-powered tender scraping pipeline, automating tender opportunity discovery and processing.</w:t>
       </w:r>
     </w:p>
     <w:p>
@@ -325,7 +325,7 @@
         <w:rPr>
           <w:sz w:val="20"/>
         </w:rPr>
-        <w:t>Authoring comprehensive System Design Documents (SDDs) for Application, Data, Integration, and Security Architecture.</w:t>
+        <w:t>Integrating SAP APIs with an internal Credit Control System, creating a live, automated system for OA and IT business units.</w:t>
       </w:r>
     </w:p>
     <w:p>
@@ -337,7 +337,7 @@
         <w:rPr>
           <w:sz w:val="20"/>
         </w:rPr>
-        <w:t>Designing and prototyping an AI-powered tender scraping pipeline to automate tender discovery and processing.</w:t>
+        <w:t>Authoring comprehensive System Design Documents (SDDs) and Business Requirements Documents (BRDs) to define project scope and technical specifications.</w:t>
       </w:r>
     </w:p>
     <w:p>
@@ -372,7 +372,7 @@
         <w:rPr>
           <w:sz w:val="20"/>
         </w:rPr>
-        <w:t>Generating difference-based captions for multimodal datasets, improving model accuracy through detailed annotations.</w:t>
+        <w:t>Trained AI models through difference-based captioning for multimodal datasets, improving model accuracy and production readiness.</w:t>
       </w:r>
     </w:p>
     <w:p>
@@ -407,7 +407,7 @@
         <w:rPr>
           <w:sz w:val="20"/>
         </w:rPr>
-        <w:t>Built and delivered full-stack solutions, including UI components and API optimisation, for diverse U.S. clients.</w:t>
+        <w:t>Built full-stack solutions, including UI components and API optimisation, for diverse U.S. clients, ensuring high performance and client satisfaction.</w:t>
       </w:r>
     </w:p>
     <w:p>
@@ -442,7 +442,7 @@
         <w:rPr>
           <w:sz w:val="20"/>
         </w:rPr>
-        <w:t>Performed intent detection and slot tagging for health and agriculture AI systems, ensuring high-quality training data.</w:t>
+        <w:t>Performed intent detection, slot tagging, and utterance verification for health and agriculture AI systems, ensuring high-quality training data.</w:t>
       </w:r>
     </w:p>
     <w:p>
